--- a/wwwroot/DocxModel/Development/WET_Dimensional_Change_Wasing_Fabric.docx
+++ b/wwwroot/DocxModel/Development/WET_Dimensional_Change_Wasing_Fabric.docx
@@ -5019,1465 +5019,6 @@
 
 <file path=word/footer3.xml><?xml version="1.0" encoding="utf-8"?>
 <w:ftr xmlns:wpc="http://schemas.microsoft.com/office/word/2010/wordprocessingCanvas" xmlns:cx="http://schemas.microsoft.com/office/drawing/2014/chartex" xmlns:cx1="http://schemas.microsoft.com/office/drawing/2015/9/8/chartex" xmlns:cx2="http://schemas.microsoft.com/office/drawing/2015/10/21/chartex" xmlns:cx3="http://schemas.microsoft.com/office/drawing/2016/5/9/chartex" xmlns:cx4="http://schemas.microsoft.com/office/drawing/2016/5/10/chartex" xmlns:cx5="http://schemas.microsoft.com/office/drawing/2016/5/11/chartex" xmlns:cx6="http://schemas.microsoft.com/office/drawing/2016/5/12/chartex" xmlns:cx7="http://schemas.microsoft.com/office/drawing/2016/5/13/chartex" xmlns:cx8="http://schemas.microsoft.com/office/drawing/2016/5/14/chartex" xmlns:mc="http://schemas.openxmlformats.org/markup-compatibility/2006" xmlns:aink="http://schemas.microsoft.com/office/drawing/2016/ink" xmlns:am3d="http://schemas.microsoft.com/office/drawing/2017/model3d" xmlns:o="urn:schemas-microsoft-com:office:office" xmlns:oel="http://schemas.microsoft.com/office/2019/extlst" xmlns:r="http://schemas.openxmlformats.org/officeDocument/2006/relationships" xmlns:m="http://schemas.openxmlformats.org/officeDocument/2006/math" xmlns:v="urn:schemas-microsoft-com:vml" xmlns:wp14="http://schemas.microsoft.com/office/word/2010/wordprocessingDrawing" xmlns:wp="http://schemas.openxmlformats.org/drawingml/2006/wordprocessingDrawing" xmlns:w10="urn:schemas-microsoft-com:office:word" xmlns:w="http://schemas.openxmlformats.org/wordprocessingml/2006/main" xmlns:w14="http://schemas.microsoft.com/office/word/2010/wordml" xmlns:w15="http://schemas.microsoft.com/office/word/2012/wordml" xmlns:w16cex="http://schemas.microsoft.com/office/word/2018/wordml/cex" xmlns:w16cid="http://schemas.microsoft.com/office/word/2016/wordml/cid" xmlns:w16="http://schemas.microsoft.com/office/word/2018/wordml" xmlns:w16du="http://schemas.microsoft.com/office/word/2023/wordml/word16du" xmlns:w16sdtdh="http://schemas.microsoft.com/office/word/2020/wordml/sdtdatahash" xmlns:w16sdtfl="http://schemas.microsoft.com/office/word/2024/wordml/sdtformatlock" xmlns:w16se="http://schemas.microsoft.com/office/word/2015/wordml/symex" xmlns:wpg="http://schemas.microsoft.com/office/word/2010/wordprocessingGroup" xmlns:wpi="http://schemas.microsoft.com/office/word/2010/wordprocessingInk" xmlns:wne="http://schemas.microsoft.com/office/word/2006/wordml" xmlns:wps="http://schemas.microsoft.com/office/word/2010/wordprocessingShape" mc:Ignorable="w14 w15 w16se w16cid w16 w16cex w16sdtdh w16sdtfl w16du wp14">
-  <w:tbl>
-    <w:tblPr>
-      <w:tblW w:w="10469" w:type="dxa"/>
-      <w:jc w:val="center"/>
-      <w:tblLayout w:type="fixed"/>
-      <w:tblLook w:val="04A0" w:firstRow="1" w:lastRow="0" w:firstColumn="1" w:lastColumn="0" w:noHBand="0" w:noVBand="1"/>
-    </w:tblPr>
-    <w:tblGrid>
-      <w:gridCol w:w="569"/>
-      <w:gridCol w:w="2581"/>
-      <w:gridCol w:w="4140"/>
-      <w:gridCol w:w="2070"/>
-      <w:gridCol w:w="1109"/>
-    </w:tblGrid>
-    <w:tr>
-      <w:trPr>
-        <w:trHeight w:val="144"/>
-        <w:jc w:val="center"/>
-      </w:trPr>
-      <w:tc>
-        <w:tcPr>
-          <w:tcW w:w="569" w:type="dxa"/>
-        </w:tcPr>
-        <w:p>
-          <w:pPr>
-            <w:pStyle w:val="aa"/>
-            <w:rPr>
-              <w:rFonts w:ascii="Arial Narrow" w:hAnsi="Arial Narrow" w:cs="Arial"/>
-              <w:b/>
-              <w:sz w:val="16"/>
-              <w:szCs w:val="16"/>
-            </w:rPr>
-          </w:pPr>
-          <w:r>
-            <w:rPr>
-              <w:rFonts w:ascii="Arial Narrow" w:hAnsi="Arial Narrow" w:cs="Arial"/>
-              <w:b/>
-              <w:sz w:val="16"/>
-              <w:szCs w:val="16"/>
-            </w:rPr>
-            <w:t>Note:</w:t>
-          </w:r>
-        </w:p>
-      </w:tc>
-      <w:tc>
-        <w:tcPr>
-          <w:tcW w:w="9900" w:type="dxa"/>
-          <w:gridSpan w:val="4"/>
-        </w:tcPr>
-        <w:p>
-          <w:pPr>
-            <w:pStyle w:val="a5"/>
-            <w:tabs>
-              <w:tab w:val="left" w:pos="639"/>
-            </w:tabs>
-            <w:suppressAutoHyphens/>
-            <w:spacing w:line="166" w:lineRule="exact"/>
-            <w:rPr>
-              <w:rFonts w:ascii="Arial Narrow" w:hAnsi="Arial Narrow"/>
-              <w:b/>
-              <w:sz w:val="16"/>
-              <w:szCs w:val="16"/>
-            </w:rPr>
-          </w:pPr>
-          <w:r>
-            <w:rPr>
-              <w:rFonts w:ascii="Arial Narrow" w:hAnsi="Arial Narrow"/>
-              <w:b/>
-              <w:sz w:val="16"/>
-              <w:szCs w:val="16"/>
-            </w:rPr>
-            <w:t>(1) The TÜV SÜD Certification and Testing (China) Co., Ltd. “General Terms &amp; Conditions” applied.</w:t>
-          </w:r>
-          <w:r>
-            <w:rPr>
-              <w:rFonts w:ascii="Arial Narrow" w:hAnsi="Arial Narrow"/>
-              <w:b/>
-              <w:sz w:val="16"/>
-              <w:szCs w:val="16"/>
-            </w:rPr>
-            <w:t xml:space="preserve"> </w:t>
-          </w:r>
-        </w:p>
-        <w:p>
-          <w:pPr>
-            <w:pStyle w:val="a5"/>
-            <w:tabs>
-              <w:tab w:val="left" w:pos="639"/>
-            </w:tabs>
-            <w:suppressAutoHyphens/>
-            <w:spacing w:line="166" w:lineRule="exact"/>
-            <w:rPr>
-              <w:rFonts w:ascii="Arial Narrow" w:hAnsi="Arial Narrow"/>
-              <w:b/>
-              <w:sz w:val="16"/>
-              <w:szCs w:val="16"/>
-            </w:rPr>
-          </w:pPr>
-          <w:r>
-            <w:rPr>
-              <w:rFonts w:ascii="Arial Narrow" w:hAnsi="Arial Narrow"/>
-              <w:b/>
-              <w:sz w:val="16"/>
-              <w:szCs w:val="16"/>
-            </w:rPr>
-            <w:t xml:space="preserve">Any use for advertising purposes must be granted in writing. This technical report may only be quoted in full. This report is the result </w:t>
-          </w:r>
-          <w:r>
-            <w:rPr>
-              <w:rFonts w:ascii="Arial Narrow" w:hAnsi="Arial Narrow"/>
-              <w:b/>
-              <w:sz w:val="16"/>
-              <w:szCs w:val="16"/>
-            </w:rPr>
-            <w:t>of</w:t>
-          </w:r>
-          <w:r>
-            <w:rPr>
-              <w:rFonts w:ascii="Arial Narrow" w:hAnsi="Arial Narrow"/>
-              <w:b/>
-              <w:sz w:val="16"/>
-              <w:szCs w:val="16"/>
-            </w:rPr>
-            <w:t xml:space="preserve"> a single examination </w:t>
-          </w:r>
-          <w:r>
-            <w:rPr>
-              <w:rFonts w:ascii="Arial Narrow" w:hAnsi="Arial Narrow"/>
-              <w:b/>
-              <w:sz w:val="16"/>
-              <w:szCs w:val="16"/>
-            </w:rPr>
-            <w:t>of</w:t>
-          </w:r>
-          <w:r>
-            <w:rPr>
-              <w:rFonts w:ascii="Arial Narrow" w:hAnsi="Arial Narrow"/>
-              <w:b/>
-              <w:sz w:val="16"/>
-              <w:szCs w:val="16"/>
-            </w:rPr>
-            <w:t xml:space="preserve"> the object in question and is not generally applicable evaluation </w:t>
-          </w:r>
-          <w:r>
-            <w:rPr>
-              <w:rFonts w:ascii="Arial Narrow" w:hAnsi="Arial Narrow"/>
-              <w:b/>
-              <w:sz w:val="16"/>
-              <w:szCs w:val="16"/>
-            </w:rPr>
-            <w:t>of</w:t>
-          </w:r>
-          <w:r>
-            <w:rPr>
-              <w:rFonts w:ascii="Arial Narrow" w:hAnsi="Arial Narrow"/>
-              <w:b/>
-              <w:sz w:val="16"/>
-              <w:szCs w:val="16"/>
-            </w:rPr>
-            <w:t xml:space="preserve"> the quality </w:t>
-          </w:r>
-          <w:r>
-            <w:rPr>
-              <w:rFonts w:ascii="Arial Narrow" w:hAnsi="Arial Narrow"/>
-              <w:b/>
-              <w:sz w:val="16"/>
-              <w:szCs w:val="16"/>
-            </w:rPr>
-            <w:t>of</w:t>
-          </w:r>
-          <w:r>
-            <w:rPr>
-              <w:rFonts w:ascii="Arial Narrow" w:hAnsi="Arial Narrow"/>
-              <w:b/>
-              <w:sz w:val="16"/>
-              <w:szCs w:val="16"/>
-            </w:rPr>
-            <w:t xml:space="preserve"> other products in regular production. </w:t>
-          </w:r>
-        </w:p>
-        <w:p>
-          <w:pPr>
-            <w:pStyle w:val="a5"/>
-            <w:tabs>
-              <w:tab w:val="left" w:pos="639"/>
-            </w:tabs>
-            <w:suppressAutoHyphens/>
-            <w:spacing w:line="166" w:lineRule="exact"/>
-            <w:rPr>
-              <w:rFonts w:ascii="Arial Narrow" w:hAnsi="Arial Narrow"/>
-              <w:b/>
-              <w:sz w:val="16"/>
-              <w:szCs w:val="16"/>
-            </w:rPr>
-          </w:pPr>
-          <w:r>
-            <w:rPr>
-              <w:rFonts w:ascii="Arial Narrow" w:hAnsi="Arial Narrow"/>
-              <w:b/>
-              <w:sz w:val="16"/>
-              <w:szCs w:val="16"/>
-            </w:rPr>
-            <w:t>for</w:t>
-          </w:r>
-          <w:r>
-            <w:rPr>
-              <w:rFonts w:ascii="Arial Narrow" w:hAnsi="Arial Narrow"/>
-              <w:b/>
-              <w:sz w:val="16"/>
-              <w:szCs w:val="16"/>
-            </w:rPr>
-            <w:t xml:space="preserve"> further details, please see “Testing and certification regulation”, chapter A-3.4</w:t>
-          </w:r>
-        </w:p>
-        <w:p>
-          <w:pPr>
-            <w:pStyle w:val="a5"/>
-            <w:tabs>
-              <w:tab w:val="left" w:pos="639"/>
-            </w:tabs>
-            <w:suppressAutoHyphens/>
-            <w:spacing w:line="166" w:lineRule="exact"/>
-            <w:ind w:left="540" w:hanging="540"/>
-            <w:rPr>
-              <w:rFonts w:ascii="Arial Narrow" w:hAnsi="Arial Narrow"/>
-              <w:b/>
-              <w:sz w:val="14"/>
-              <w:szCs w:val="14"/>
-            </w:rPr>
-          </w:pPr>
-          <w:r>
-            <w:rPr>
-              <w:rFonts w:ascii="Arial Narrow" w:hAnsi="Arial Narrow"/>
-              <w:b/>
-              <w:sz w:val="16"/>
-              <w:szCs w:val="16"/>
-            </w:rPr>
-            <w:t>for</w:t>
-          </w:r>
-          <w:r>
-            <w:rPr>
-              <w:rFonts w:ascii="Arial Narrow" w:hAnsi="Arial Narrow"/>
-              <w:b/>
-              <w:sz w:val="16"/>
-              <w:szCs w:val="16"/>
-            </w:rPr>
-            <w:t xml:space="preserve"> full Contents in English, please visit</w:t>
-          </w:r>
-          <w:r>
-            <w:rPr>
-              <w:rFonts w:ascii="Arial Narrow" w:hAnsi="Arial Narrow"/>
-              <w:b/>
-              <w:sz w:val="16"/>
-              <w:szCs w:val="16"/>
-            </w:rPr>
-            <w:t>:</w:t>
-          </w:r>
-          <w:r>
-            <w:rPr>
-              <w:rFonts w:ascii="Arial Narrow" w:hAnsi="Arial Narrow"/>
-              <w:b/>
-              <w:sz w:val="16"/>
-              <w:szCs w:val="16"/>
-            </w:rPr>
-            <w:t xml:space="preserve"> </w:t>
-          </w:r>
-          <w:hyperlink r:id="rId1" w:history="1">
-            <w:r>
-              <w:rPr>
-                <w:rStyle w:val="ac"/>
-                <w:rFonts w:ascii="Arial Narrow" w:hAnsi="Arial Narrow"/>
-                <w:sz w:val="14"/>
-                <w:szCs w:val="14"/>
-              </w:rPr>
-              <w:t>https://www.tuvsud.cn/zh-cn/resource/terms-and-conditions---en</w:t>
-            </w:r>
-          </w:hyperlink>
-        </w:p>
-        <w:p>
-          <w:pPr>
-            <w:pStyle w:val="a5"/>
-            <w:tabs>
-              <w:tab w:val="left" w:pos="540"/>
-            </w:tabs>
-            <w:suppressAutoHyphens/>
-            <w:spacing w:line="166" w:lineRule="exact"/>
-            <w:rPr>
-              <w:rFonts w:ascii="Arial Narrow" w:hAnsi="Arial Narrow"/>
-              <w:b/>
-              <w:sz w:val="16"/>
-              <w:szCs w:val="16"/>
-            </w:rPr>
-          </w:pPr>
-          <w:r>
-            <w:rPr>
-              <w:rFonts w:ascii="Arial Narrow" w:hAnsi="Arial Narrow"/>
-              <w:b/>
-              <w:sz w:val="16"/>
-              <w:szCs w:val="16"/>
-            </w:rPr>
-            <w:t>for</w:t>
-          </w:r>
-          <w:r>
-            <w:rPr>
-              <w:rFonts w:ascii="Arial Narrow" w:hAnsi="Arial Narrow"/>
-              <w:b/>
-              <w:sz w:val="16"/>
-              <w:szCs w:val="16"/>
-            </w:rPr>
-            <w:t xml:space="preserve"> full Contents in </w:t>
-          </w:r>
-          <w:hyperlink r:id="rId2" w:history="1">
-            <w:r>
-              <w:rPr>
-                <w:rFonts w:ascii="Arial Narrow" w:hAnsi="Arial Narrow"/>
-                <w:b/>
-                <w:sz w:val="16"/>
-                <w:szCs w:val="16"/>
-              </w:rPr>
-              <w:t>S</w:t>
-            </w:r>
-            <w:r>
-              <w:rPr>
-                <w:rFonts w:ascii="Arial Narrow" w:hAnsi="Arial Narrow"/>
-                <w:b/>
-                <w:sz w:val="16"/>
-                <w:szCs w:val="16"/>
-              </w:rPr>
-              <w:t>implified</w:t>
-            </w:r>
-          </w:hyperlink>
-          <w:r>
-            <w:rPr>
-              <w:rFonts w:ascii="Arial Narrow" w:hAnsi="Arial Narrow"/>
-              <w:b/>
-              <w:sz w:val="16"/>
-              <w:szCs w:val="16"/>
-            </w:rPr>
-            <w:t> </w:t>
-          </w:r>
-          <w:hyperlink r:id="rId3" w:history="1">
-            <w:r>
-              <w:rPr>
-                <w:rFonts w:ascii="Arial Narrow" w:hAnsi="Arial Narrow"/>
-                <w:b/>
-                <w:sz w:val="16"/>
-                <w:szCs w:val="16"/>
-              </w:rPr>
-              <w:t>Chinese</w:t>
-            </w:r>
-          </w:hyperlink>
-          <w:r>
-            <w:rPr>
-              <w:rFonts w:ascii="Arial Narrow" w:hAnsi="Arial Narrow"/>
-              <w:b/>
-              <w:sz w:val="16"/>
-              <w:szCs w:val="16"/>
-            </w:rPr>
-            <w:t>,</w:t>
-          </w:r>
-          <w:r>
-            <w:rPr>
-              <w:rFonts w:ascii="Arial Narrow" w:hAnsi="Arial Narrow"/>
-              <w:b/>
-              <w:sz w:val="16"/>
-              <w:szCs w:val="16"/>
-            </w:rPr>
-            <w:t xml:space="preserve"> </w:t>
-          </w:r>
-          <w:r>
-            <w:rPr>
-              <w:rFonts w:ascii="Arial Narrow" w:hAnsi="Arial Narrow"/>
-              <w:b/>
-              <w:sz w:val="16"/>
-              <w:szCs w:val="16"/>
-            </w:rPr>
-            <w:t>please visit</w:t>
-          </w:r>
-          <w:r>
-            <w:rPr>
-              <w:rFonts w:ascii="Arial Narrow" w:hAnsi="Arial Narrow" w:hint="eastAsia"/>
-              <w:b/>
-              <w:sz w:val="16"/>
-              <w:szCs w:val="16"/>
-            </w:rPr>
-            <w:t>:</w:t>
-          </w:r>
-          <w:r>
-            <w:rPr>
-              <w:rFonts w:ascii="Arial Narrow" w:hAnsi="Arial Narrow"/>
-              <w:b/>
-              <w:sz w:val="16"/>
-              <w:szCs w:val="16"/>
-            </w:rPr>
-            <w:t xml:space="preserve"> </w:t>
-          </w:r>
-          <w:hyperlink r:id="rId4" w:history="1">
-            <w:r>
-              <w:rPr>
-                <w:rStyle w:val="ac"/>
-                <w:rFonts w:ascii="Arial Narrow" w:hAnsi="Arial Narrow"/>
-                <w:sz w:val="14"/>
-                <w:szCs w:val="14"/>
-              </w:rPr>
-              <w:t>https://www.tuvsud.cn/zh-cn/terms-and-conditions</w:t>
-            </w:r>
-          </w:hyperlink>
-        </w:p>
-        <w:p>
-          <w:pPr>
-            <w:pStyle w:val="a5"/>
-            <w:tabs>
-              <w:tab w:val="left" w:pos="540"/>
-            </w:tabs>
-            <w:suppressAutoHyphens/>
-            <w:spacing w:line="166" w:lineRule="exact"/>
-            <w:rPr>
-              <w:rFonts w:ascii="Arial Narrow" w:hAnsi="Arial Narrow"/>
-              <w:b/>
-              <w:sz w:val="16"/>
-              <w:szCs w:val="16"/>
-            </w:rPr>
-          </w:pPr>
-          <w:r>
-            <w:rPr>
-              <w:rFonts w:ascii="Arial Narrow" w:hAnsi="Arial Narrow"/>
-              <w:b/>
-              <w:sz w:val="16"/>
-              <w:szCs w:val="16"/>
-            </w:rPr>
-            <w:t>for</w:t>
-          </w:r>
-          <w:r>
-            <w:rPr>
-              <w:rFonts w:ascii="Arial Narrow" w:hAnsi="Arial Narrow"/>
-              <w:b/>
-              <w:sz w:val="16"/>
-              <w:szCs w:val="16"/>
-            </w:rPr>
-            <w:t xml:space="preserve"> full Contents in </w:t>
-          </w:r>
-          <w:hyperlink r:id="rId5" w:history="1">
-            <w:r>
-              <w:rPr>
-                <w:rFonts w:ascii="Arial Narrow" w:hAnsi="Arial Narrow"/>
-                <w:b/>
-                <w:sz w:val="16"/>
-                <w:szCs w:val="16"/>
-              </w:rPr>
-              <w:t>Traditional Chinese</w:t>
-            </w:r>
-          </w:hyperlink>
-          <w:r>
-            <w:rPr>
-              <w:rFonts w:ascii="Arial Narrow" w:hAnsi="Arial Narrow"/>
-              <w:b/>
-              <w:sz w:val="16"/>
-              <w:szCs w:val="16"/>
-            </w:rPr>
-            <w:t>, please visit</w:t>
-          </w:r>
-          <w:r>
-            <w:rPr>
-              <w:rFonts w:ascii="Arial Narrow" w:hAnsi="Arial Narrow"/>
-              <w:b/>
-              <w:sz w:val="16"/>
-              <w:szCs w:val="16"/>
-            </w:rPr>
-            <w:t xml:space="preserve">: </w:t>
-          </w:r>
-          <w:hyperlink r:id="rId6" w:history="1">
-            <w:r>
-              <w:rPr>
-                <w:rStyle w:val="ac"/>
-                <w:rFonts w:ascii="Arial Narrow" w:hAnsi="Arial Narrow"/>
-                <w:sz w:val="14"/>
-                <w:szCs w:val="14"/>
-              </w:rPr>
-              <w:t>https://www.tuvsud.com/zh-tw/terms-and-conditions</w:t>
-            </w:r>
-          </w:hyperlink>
-        </w:p>
-        <w:p>
-          <w:pPr>
-            <w:pStyle w:val="a5"/>
-            <w:tabs>
-              <w:tab w:val="left" w:pos="540"/>
-            </w:tabs>
-            <w:suppressAutoHyphens/>
-            <w:spacing w:line="166" w:lineRule="exact"/>
-            <w:rPr>
-              <w:rFonts w:ascii="Arial Narrow" w:hAnsi="Arial Narrow"/>
-              <w:b/>
-              <w:sz w:val="14"/>
-              <w:szCs w:val="14"/>
-            </w:rPr>
-          </w:pPr>
-          <w:r>
-            <w:rPr>
-              <w:rFonts w:ascii="Arial Narrow" w:hAnsi="Arial Narrow"/>
-              <w:b/>
-              <w:sz w:val="16"/>
-              <w:szCs w:val="16"/>
-            </w:rPr>
-            <w:t>(2) The results relate only to the Items tested.</w:t>
-          </w:r>
-        </w:p>
-        <w:p>
-          <w:pPr>
-            <w:pStyle w:val="a5"/>
-            <w:tabs>
-              <w:tab w:val="left" w:pos="540"/>
-            </w:tabs>
-            <w:suppressAutoHyphens/>
-            <w:spacing w:line="166" w:lineRule="exact"/>
-            <w:rPr>
-              <w:rFonts w:ascii="Arial Narrow" w:hAnsi="Arial Narrow"/>
-              <w:b/>
-              <w:sz w:val="16"/>
-              <w:szCs w:val="16"/>
-            </w:rPr>
-          </w:pPr>
-          <w:r>
-            <w:rPr>
-              <w:rFonts w:ascii="Arial Narrow" w:hAnsi="Arial Narrow"/>
-              <w:b/>
-              <w:sz w:val="16"/>
-              <w:szCs w:val="16"/>
-            </w:rPr>
-            <w:t xml:space="preserve">(3) The test report shall not be reproduced except in full without the written approval </w:t>
-          </w:r>
-          <w:r>
-            <w:rPr>
-              <w:rFonts w:ascii="Arial Narrow" w:hAnsi="Arial Narrow"/>
-              <w:b/>
-              <w:sz w:val="16"/>
-              <w:szCs w:val="16"/>
-            </w:rPr>
-            <w:t>of</w:t>
-          </w:r>
-          <w:r>
-            <w:rPr>
-              <w:rFonts w:ascii="Arial Narrow" w:hAnsi="Arial Narrow"/>
-              <w:b/>
-              <w:sz w:val="16"/>
-              <w:szCs w:val="16"/>
-            </w:rPr>
-            <w:t xml:space="preserve"> the laboratory.          </w:t>
-          </w:r>
-        </w:p>
-        <w:p>
-          <w:pPr>
-            <w:pStyle w:val="a5"/>
-            <w:tabs>
-              <w:tab w:val="left" w:pos="540"/>
-            </w:tabs>
-            <w:suppressAutoHyphens/>
-            <w:spacing w:line="166" w:lineRule="exact"/>
-            <w:rPr>
-              <w:rFonts w:ascii="Arial Narrow" w:hAnsi="Arial Narrow"/>
-              <w:b/>
-              <w:sz w:val="14"/>
-              <w:szCs w:val="14"/>
-            </w:rPr>
-          </w:pPr>
-          <w:r>
-            <w:rPr>
-              <w:rFonts w:ascii="Arial Narrow" w:hAnsi="Arial Narrow"/>
-              <w:b/>
-              <w:sz w:val="16"/>
-              <w:szCs w:val="16"/>
-            </w:rPr>
-            <w:t>(4) Disclaimer Measurement Uncertainty:</w:t>
-          </w:r>
-        </w:p>
-        <w:p>
-          <w:pPr>
-            <w:pStyle w:val="a5"/>
-            <w:tabs>
-              <w:tab w:val="left" w:pos="450"/>
-            </w:tabs>
-            <w:suppressAutoHyphens/>
-            <w:spacing w:line="166" w:lineRule="exact"/>
-            <w:rPr>
-              <w:rFonts w:ascii="Arial Narrow" w:hAnsi="Arial Narrow"/>
-              <w:b/>
-              <w:sz w:val="16"/>
-              <w:szCs w:val="16"/>
-            </w:rPr>
-          </w:pPr>
-          <w:r>
-            <w:rPr>
-              <w:rFonts w:ascii="Arial Narrow" w:hAnsi="Arial Narrow"/>
-              <w:b/>
-              <w:sz w:val="16"/>
-              <w:szCs w:val="16"/>
-            </w:rPr>
-            <w:t xml:space="preserve">Unless otherwise agreed upon, Pass or Fail verdicts are given based on the measured values without any considerations </w:t>
-          </w:r>
-          <w:r>
-            <w:rPr>
-              <w:rFonts w:ascii="Arial Narrow" w:hAnsi="Arial Narrow"/>
-              <w:b/>
-              <w:sz w:val="16"/>
-              <w:szCs w:val="16"/>
-            </w:rPr>
-            <w:t>of</w:t>
-          </w:r>
-          <w:r>
-            <w:rPr>
-              <w:rFonts w:ascii="Arial Narrow" w:hAnsi="Arial Narrow"/>
-              <w:b/>
-              <w:sz w:val="16"/>
-              <w:szCs w:val="16"/>
-            </w:rPr>
-            <w:t xml:space="preserve"> measurement uncertainties. Please note, every test method has a measurement uncertainty which has been evaluated by the laboratory according to ISO/IEC 17025 requirements.</w:t>
-          </w:r>
-        </w:p>
-        <w:p>
-          <w:pPr>
-            <w:pStyle w:val="aa"/>
-            <w:rPr>
-              <w:rFonts w:ascii="Arial Narrow" w:hAnsi="Arial Narrow"/>
-              <w:b/>
-              <w:sz w:val="14"/>
-              <w:szCs w:val="14"/>
-            </w:rPr>
-          </w:pPr>
-          <w:r>
-            <w:rPr>
-              <w:rFonts w:ascii="Arial Narrow" w:hAnsi="Arial Narrow"/>
-              <w:b/>
-              <w:sz w:val="16"/>
-              <w:szCs w:val="16"/>
-            </w:rPr>
-            <w:t xml:space="preserve">By taking measurement uncertainties into </w:t>
-          </w:r>
-          <w:proofErr w:type="gramStart"/>
-          <w:r>
-            <w:rPr>
-              <w:rFonts w:ascii="Arial Narrow" w:hAnsi="Arial Narrow"/>
-              <w:b/>
-              <w:sz w:val="16"/>
-              <w:szCs w:val="16"/>
-            </w:rPr>
-            <w:t>account</w:t>
-          </w:r>
-          <w:proofErr w:type="gramEnd"/>
-          <w:r>
-            <w:rPr>
-              <w:rFonts w:ascii="Arial Narrow" w:hAnsi="Arial Narrow"/>
-              <w:b/>
-              <w:sz w:val="16"/>
-              <w:szCs w:val="16"/>
-            </w:rPr>
-            <w:t xml:space="preserve"> it might happen that measured values can neither be assessed as Pass nor as Fail.</w:t>
-          </w:r>
-        </w:p>
-      </w:tc>
-    </w:tr>
-    <w:tr>
-      <w:trPr>
-        <w:trHeight w:val="144"/>
-        <w:jc w:val="center"/>
-      </w:trPr>
-      <w:tc>
-        <w:tcPr>
-          <w:tcW w:w="10469" w:type="dxa"/>
-          <w:gridSpan w:val="5"/>
-        </w:tcPr>
-        <w:p>
-          <w:pPr>
-            <w:pStyle w:val="aa"/>
-            <w:rPr>
-              <w:rFonts w:ascii="Arial Narrow" w:hAnsi="Arial Narrow" w:cs="Arial"/>
-              <w:b/>
-              <w:sz w:val="16"/>
-              <w:szCs w:val="16"/>
-            </w:rPr>
-          </w:pPr>
-        </w:p>
-      </w:tc>
-    </w:tr>
-    <w:tr>
-      <w:trPr>
-        <w:trHeight w:val="171"/>
-        <w:jc w:val="center"/>
-      </w:trPr>
-      <w:tc>
-        <w:tcPr>
-          <w:tcW w:w="3150" w:type="dxa"/>
-          <w:gridSpan w:val="2"/>
-          <w:vAlign w:val="center"/>
-        </w:tcPr>
-        <w:p>
-          <w:pPr>
-            <w:pStyle w:val="a5"/>
-            <w:tabs>
-              <w:tab w:val="left" w:pos="639"/>
-            </w:tabs>
-            <w:suppressAutoHyphens/>
-            <w:spacing w:line="166" w:lineRule="exact"/>
-            <w:rPr>
-              <w:rFonts w:ascii="Arial Narrow" w:hAnsi="Arial Narrow"/>
-              <w:b/>
-              <w:sz w:val="16"/>
-              <w:szCs w:val="16"/>
-            </w:rPr>
-          </w:pPr>
-          <w:r>
-            <w:rPr>
-              <w:rFonts w:ascii="Arial Narrow" w:hAnsi="Arial Narrow"/>
-              <w:b/>
-              <w:sz w:val="16"/>
-              <w:szCs w:val="16"/>
-            </w:rPr>
-            <w:t xml:space="preserve">Regd. </w:t>
-          </w:r>
-          <w:r>
-            <w:rPr>
-              <w:rFonts w:ascii="Arial Narrow" w:hAnsi="Arial Narrow"/>
-              <w:b/>
-              <w:sz w:val="16"/>
-              <w:szCs w:val="16"/>
-            </w:rPr>
-            <w:t>of</w:t>
-          </w:r>
-          <w:r>
-            <w:rPr>
-              <w:rFonts w:ascii="Arial Narrow" w:hAnsi="Arial Narrow"/>
-              <w:b/>
-              <w:sz w:val="16"/>
-              <w:szCs w:val="16"/>
-            </w:rPr>
-            <w:t>fice:</w:t>
-          </w:r>
-        </w:p>
-        <w:p>
-          <w:pPr>
-            <w:pStyle w:val="a5"/>
-            <w:tabs>
-              <w:tab w:val="left" w:pos="639"/>
-            </w:tabs>
-            <w:suppressAutoHyphens/>
-            <w:spacing w:line="166" w:lineRule="exact"/>
-            <w:rPr>
-              <w:rFonts w:ascii="Arial Narrow" w:hAnsi="Arial Narrow"/>
-              <w:b/>
-              <w:sz w:val="16"/>
-              <w:szCs w:val="16"/>
-            </w:rPr>
-          </w:pPr>
-          <w:r>
-            <w:rPr>
-              <w:rFonts w:ascii="Arial Narrow" w:hAnsi="Arial Narrow"/>
-              <w:b/>
-              <w:sz w:val="16"/>
-              <w:szCs w:val="16"/>
-            </w:rPr>
-            <w:t xml:space="preserve">TUV SUD Certification and Testing (China) Co., Ltd. Shanghai Branch </w:t>
-          </w:r>
-        </w:p>
-        <w:p>
-          <w:pPr>
-            <w:pStyle w:val="aa"/>
-            <w:ind w:right="-461"/>
-            <w:rPr>
-              <w:rFonts w:ascii="Arial Narrow" w:eastAsia="宋体" w:hAnsi="Arial Narrow"/>
-              <w:b/>
-              <w:sz w:val="14"/>
-              <w:szCs w:val="14"/>
-              <w:lang w:val="de-CH"/>
-            </w:rPr>
-          </w:pPr>
-          <w:r>
-            <w:rPr>
-              <w:rFonts w:ascii="Arial Narrow" w:eastAsia="宋体" w:hAnsi="Arial Narrow"/>
-              <w:b/>
-              <w:sz w:val="14"/>
-              <w:szCs w:val="14"/>
-              <w:lang w:val="de-CH"/>
-            </w:rPr>
-            <w:t>南德认证检测（中国）有限公司上海分公司</w:t>
-          </w:r>
-        </w:p>
-        <w:p>
-          <w:pPr>
-            <w:pStyle w:val="a5"/>
-            <w:tabs>
-              <w:tab w:val="left" w:pos="639"/>
-            </w:tabs>
-            <w:suppressAutoHyphens/>
-            <w:spacing w:line="166" w:lineRule="exact"/>
-            <w:rPr>
-              <w:rFonts w:ascii="Arial Narrow" w:hAnsi="Arial Narrow"/>
-              <w:b/>
-              <w:sz w:val="16"/>
-              <w:szCs w:val="16"/>
-            </w:rPr>
-          </w:pPr>
-          <w:r>
-            <w:rPr>
-              <w:rFonts w:ascii="Arial Narrow" w:hAnsi="Arial Narrow"/>
-              <w:b/>
-              <w:sz w:val="16"/>
-              <w:szCs w:val="16"/>
-            </w:rPr>
-            <w:t xml:space="preserve">Testing Center   </w:t>
-          </w:r>
-          <w:proofErr w:type="spellStart"/>
-          <w:r>
-            <w:rPr>
-              <w:rFonts w:ascii="Arial Narrow" w:hAnsi="Arial Narrow"/>
-              <w:b/>
-              <w:sz w:val="16"/>
-              <w:szCs w:val="16"/>
-            </w:rPr>
-            <w:t>S</w:t>
-          </w:r>
-          <w:r>
-            <w:rPr>
-              <w:rFonts w:ascii="Arial Narrow" w:hAnsi="Arial Narrow"/>
-              <w:b/>
-              <w:sz w:val="16"/>
-              <w:szCs w:val="16"/>
-            </w:rPr>
-            <w:t>of</w:t>
-          </w:r>
-          <w:r>
-            <w:rPr>
-              <w:rFonts w:ascii="Arial Narrow" w:hAnsi="Arial Narrow"/>
-              <w:b/>
-              <w:sz w:val="16"/>
-              <w:szCs w:val="16"/>
-            </w:rPr>
-            <w:t>tlines</w:t>
-          </w:r>
-          <w:proofErr w:type="spellEnd"/>
-          <w:r>
-            <w:rPr>
-              <w:rFonts w:ascii="Arial Narrow" w:hAnsi="Arial Narrow"/>
-              <w:b/>
-              <w:sz w:val="16"/>
-              <w:szCs w:val="16"/>
-            </w:rPr>
-            <w:t xml:space="preserve"> Laboratory</w:t>
-          </w:r>
-        </w:p>
-        <w:p>
-          <w:pPr>
-            <w:pStyle w:val="aa"/>
-            <w:ind w:right="-461"/>
-            <w:rPr>
-              <w:rFonts w:ascii="Arial Narrow" w:eastAsia="宋体" w:hAnsi="Arial Narrow"/>
-              <w:b/>
-              <w:sz w:val="14"/>
-              <w:szCs w:val="14"/>
-              <w:lang w:val="de-CH"/>
-            </w:rPr>
-          </w:pPr>
-          <w:r>
-            <w:rPr>
-              <w:rFonts w:ascii="Arial Narrow" w:eastAsia="宋体" w:hAnsi="Arial Narrow"/>
-              <w:b/>
-              <w:sz w:val="14"/>
-              <w:szCs w:val="14"/>
-              <w:lang w:val="de-CH"/>
-            </w:rPr>
-            <w:t>测试中心</w:t>
-          </w:r>
-          <w:r>
-            <w:rPr>
-              <w:rFonts w:ascii="Arial Narrow" w:eastAsia="宋体" w:hAnsi="Arial Narrow"/>
-              <w:b/>
-              <w:sz w:val="14"/>
-              <w:szCs w:val="14"/>
-              <w:lang w:val="de-CH"/>
-            </w:rPr>
-            <w:t xml:space="preserve">   </w:t>
-          </w:r>
-          <w:r>
-            <w:rPr>
-              <w:rFonts w:ascii="Arial Narrow" w:eastAsia="宋体" w:hAnsi="Arial Narrow"/>
-              <w:b/>
-              <w:sz w:val="14"/>
-              <w:szCs w:val="14"/>
-              <w:lang w:val="de-CH"/>
-            </w:rPr>
-            <w:t>纺织品实验室</w:t>
-          </w:r>
-        </w:p>
-      </w:tc>
-      <w:tc>
-        <w:tcPr>
-          <w:tcW w:w="4140" w:type="dxa"/>
-          <w:vAlign w:val="center"/>
-        </w:tcPr>
-        <w:p>
-          <w:pPr>
-            <w:pStyle w:val="aa"/>
-            <w:rPr>
-              <w:rFonts w:ascii="Arial Narrow" w:hAnsi="Arial Narrow"/>
-              <w:b/>
-              <w:snapToGrid w:val="0"/>
-              <w:kern w:val="24"/>
-              <w:sz w:val="16"/>
-              <w:szCs w:val="16"/>
-              <w:lang w:val="de-CH"/>
-            </w:rPr>
-          </w:pPr>
-          <w:r>
-            <w:rPr>
-              <w:rFonts w:ascii="Arial Narrow" w:hAnsi="Arial Narrow"/>
-              <w:b/>
-              <w:snapToGrid w:val="0"/>
-              <w:kern w:val="24"/>
-              <w:sz w:val="16"/>
-              <w:szCs w:val="16"/>
-              <w:lang w:val="de-CH"/>
-            </w:rPr>
-            <w:t>Address:</w:t>
-          </w:r>
-        </w:p>
-        <w:p>
-          <w:pPr>
-            <w:pStyle w:val="aa"/>
-            <w:rPr>
-              <w:rFonts w:ascii="Arial Narrow" w:hAnsi="Arial Narrow"/>
-              <w:b/>
-              <w:sz w:val="16"/>
-              <w:szCs w:val="16"/>
-              <w:lang w:val="de-CH"/>
-            </w:rPr>
-          </w:pPr>
-          <w:r>
-            <w:rPr>
-              <w:rFonts w:ascii="Arial Narrow" w:hAnsi="Arial Narrow"/>
-              <w:b/>
-              <w:snapToGrid w:val="0"/>
-              <w:kern w:val="24"/>
-              <w:sz w:val="16"/>
-              <w:szCs w:val="16"/>
-              <w:lang w:val="de-CH"/>
-            </w:rPr>
-            <w:t>Floor 3-13, No 151,Hengtong Road, jingAn District, Shanghai ,P.R.China</w:t>
-          </w:r>
-          <w:r>
-            <w:rPr>
-              <w:rFonts w:ascii="Arial Narrow" w:eastAsia="宋体" w:hAnsi="Arial Narrow"/>
-              <w:b/>
-              <w:sz w:val="14"/>
-              <w:szCs w:val="14"/>
-              <w:lang w:val="de-CH"/>
-            </w:rPr>
-            <w:t>上海市静安区恒通路</w:t>
-          </w:r>
-          <w:r>
-            <w:rPr>
-              <w:rFonts w:ascii="Arial Narrow" w:eastAsia="宋体" w:hAnsi="Arial Narrow"/>
-              <w:b/>
-              <w:sz w:val="14"/>
-              <w:szCs w:val="14"/>
-              <w:lang w:val="de-CH"/>
-            </w:rPr>
-            <w:t>151</w:t>
-          </w:r>
-          <w:r>
-            <w:rPr>
-              <w:rFonts w:ascii="Arial Narrow" w:eastAsia="宋体" w:hAnsi="Arial Narrow"/>
-              <w:b/>
-              <w:sz w:val="14"/>
-              <w:szCs w:val="14"/>
-              <w:lang w:val="de-CH"/>
-            </w:rPr>
-            <w:t>号</w:t>
-          </w:r>
-          <w:r>
-            <w:rPr>
-              <w:rFonts w:ascii="Arial Narrow" w:eastAsia="宋体" w:hAnsi="Arial Narrow"/>
-              <w:b/>
-              <w:sz w:val="14"/>
-              <w:szCs w:val="14"/>
-              <w:lang w:val="de-CH"/>
-            </w:rPr>
-            <w:t>3-13</w:t>
-          </w:r>
-          <w:r>
-            <w:rPr>
-              <w:rFonts w:ascii="Arial Narrow" w:eastAsia="宋体" w:hAnsi="Arial Narrow"/>
-              <w:b/>
-              <w:sz w:val="14"/>
-              <w:szCs w:val="14"/>
-              <w:lang w:val="de-CH"/>
-            </w:rPr>
-            <w:t>层</w:t>
-          </w:r>
-        </w:p>
-        <w:p>
-          <w:pPr>
-            <w:pStyle w:val="a5"/>
-            <w:tabs>
-              <w:tab w:val="left" w:pos="639"/>
-            </w:tabs>
-            <w:suppressAutoHyphens/>
-            <w:spacing w:line="166" w:lineRule="exact"/>
-            <w:rPr>
-              <w:rFonts w:ascii="Arial Narrow" w:hAnsi="Arial Narrow"/>
-              <w:b/>
-              <w:sz w:val="16"/>
-              <w:szCs w:val="16"/>
-              <w:lang w:val="de-CH"/>
-            </w:rPr>
-          </w:pPr>
-          <w:r>
-            <w:rPr>
-              <w:rFonts w:ascii="Arial Narrow" w:hAnsi="Arial Narrow"/>
-              <w:b/>
-              <w:sz w:val="16"/>
-              <w:szCs w:val="16"/>
-              <w:lang w:val="de-CH"/>
-            </w:rPr>
-            <w:t>2F Building B, No. 1999 Du Hui Rd, Minhang District, Shanghai 201108 P.R. China</w:t>
-          </w:r>
-          <w:r>
-            <w:rPr>
-              <w:rFonts w:ascii="Arial Narrow" w:eastAsia="宋体" w:hAnsi="Arial Narrow"/>
-              <w:b/>
-              <w:sz w:val="14"/>
-              <w:szCs w:val="14"/>
-              <w:lang w:val="de-CH"/>
-            </w:rPr>
-            <w:t>上海市闵行区都会路</w:t>
-          </w:r>
-          <w:r>
-            <w:rPr>
-              <w:rFonts w:ascii="Arial Narrow" w:eastAsia="宋体" w:hAnsi="Arial Narrow"/>
-              <w:b/>
-              <w:sz w:val="14"/>
-              <w:szCs w:val="14"/>
-              <w:lang w:val="de-CH"/>
-            </w:rPr>
-            <w:t>1999</w:t>
-          </w:r>
-          <w:r>
-            <w:rPr>
-              <w:rFonts w:ascii="Arial Narrow" w:eastAsia="宋体" w:hAnsi="Arial Narrow"/>
-              <w:b/>
-              <w:sz w:val="14"/>
-              <w:szCs w:val="14"/>
-              <w:lang w:val="de-CH"/>
-            </w:rPr>
-            <w:t>号</w:t>
-          </w:r>
-          <w:r>
-            <w:rPr>
-              <w:rFonts w:ascii="Arial Narrow" w:eastAsia="宋体" w:hAnsi="Arial Narrow"/>
-              <w:b/>
-              <w:sz w:val="14"/>
-              <w:szCs w:val="14"/>
-              <w:lang w:val="de-CH"/>
-            </w:rPr>
-            <w:t>B</w:t>
-          </w:r>
-          <w:r>
-            <w:rPr>
-              <w:rFonts w:ascii="Arial Narrow" w:eastAsia="宋体" w:hAnsi="Arial Narrow"/>
-              <w:b/>
-              <w:sz w:val="14"/>
-              <w:szCs w:val="14"/>
-              <w:lang w:val="de-CH"/>
-            </w:rPr>
-            <w:t>楼</w:t>
-          </w:r>
-          <w:r>
-            <w:rPr>
-              <w:rFonts w:ascii="Arial Narrow" w:eastAsia="宋体" w:hAnsi="Arial Narrow"/>
-              <w:b/>
-              <w:sz w:val="14"/>
-              <w:szCs w:val="14"/>
-              <w:lang w:val="de-CH"/>
-            </w:rPr>
-            <w:t>2</w:t>
-          </w:r>
-          <w:r>
-            <w:rPr>
-              <w:rFonts w:ascii="Arial Narrow" w:eastAsia="宋体" w:hAnsi="Arial Narrow"/>
-              <w:b/>
-              <w:sz w:val="14"/>
-              <w:szCs w:val="14"/>
-              <w:lang w:val="de-CH"/>
-            </w:rPr>
-            <w:t>层</w:t>
-          </w:r>
-        </w:p>
-      </w:tc>
-      <w:tc>
-        <w:tcPr>
-          <w:tcW w:w="2070" w:type="dxa"/>
-          <w:vAlign w:val="center"/>
-        </w:tcPr>
-        <w:p>
-          <w:pPr>
-            <w:pStyle w:val="a5"/>
-            <w:tabs>
-              <w:tab w:val="left" w:pos="639"/>
-            </w:tabs>
-            <w:suppressAutoHyphens/>
-            <w:spacing w:line="166" w:lineRule="exact"/>
-            <w:rPr>
-              <w:rFonts w:ascii="Arial Narrow" w:hAnsi="Arial Narrow"/>
-              <w:b/>
-              <w:snapToGrid w:val="0"/>
-              <w:kern w:val="24"/>
-              <w:sz w:val="16"/>
-              <w:szCs w:val="16"/>
-              <w:lang w:val="de-CH"/>
-            </w:rPr>
-          </w:pPr>
-          <w:r>
-            <w:rPr>
-              <w:rFonts w:ascii="Arial Narrow" w:hAnsi="Arial Narrow"/>
-              <w:b/>
-              <w:snapToGrid w:val="0"/>
-              <w:kern w:val="24"/>
-              <w:sz w:val="16"/>
-              <w:szCs w:val="16"/>
-              <w:lang w:val="de-CH"/>
-            </w:rPr>
-            <w:t>Phone: +86 21 6037 6300</w:t>
-          </w:r>
-        </w:p>
-        <w:p>
-          <w:pPr>
-            <w:pStyle w:val="a5"/>
-            <w:tabs>
-              <w:tab w:val="left" w:pos="639"/>
-            </w:tabs>
-            <w:suppressAutoHyphens/>
-            <w:spacing w:line="166" w:lineRule="exact"/>
-            <w:rPr>
-              <w:rFonts w:ascii="Arial Narrow" w:hAnsi="Arial Narrow"/>
-              <w:b/>
-              <w:snapToGrid w:val="0"/>
-              <w:kern w:val="24"/>
-              <w:sz w:val="16"/>
-              <w:szCs w:val="16"/>
-            </w:rPr>
-          </w:pPr>
-          <w:r>
-            <w:rPr>
-              <w:rFonts w:ascii="Arial Narrow" w:hAnsi="Arial Narrow"/>
-              <w:b/>
-              <w:snapToGrid w:val="0"/>
-              <w:kern w:val="24"/>
-              <w:sz w:val="16"/>
-              <w:szCs w:val="16"/>
-            </w:rPr>
-            <w:t>Fax: +86 21 6037 6350</w:t>
-          </w:r>
-        </w:p>
-        <w:p>
-          <w:pPr>
-            <w:pStyle w:val="a5"/>
-            <w:tabs>
-              <w:tab w:val="left" w:pos="639"/>
-            </w:tabs>
-            <w:suppressAutoHyphens/>
-            <w:spacing w:line="166" w:lineRule="exact"/>
-            <w:rPr>
-              <w:rFonts w:ascii="Arial Narrow" w:hAnsi="Arial Narrow"/>
-              <w:b/>
-              <w:snapToGrid w:val="0"/>
-              <w:kern w:val="24"/>
-              <w:sz w:val="16"/>
-              <w:szCs w:val="16"/>
-            </w:rPr>
-          </w:pPr>
-          <w:r>
-            <w:rPr>
-              <w:rFonts w:ascii="Arial Narrow" w:hAnsi="Arial Narrow"/>
-              <w:b/>
-              <w:snapToGrid w:val="0"/>
-              <w:kern w:val="24"/>
-              <w:sz w:val="16"/>
-              <w:szCs w:val="16"/>
-            </w:rPr>
-            <w:t xml:space="preserve">E-mail: </w:t>
-          </w:r>
-          <w:hyperlink r:id="rId7" w:history="1">
-            <w:r>
-              <w:rPr>
-                <w:rStyle w:val="ac"/>
-                <w:rFonts w:ascii="Arial Narrow" w:hAnsi="Arial Narrow"/>
-                <w:snapToGrid w:val="0"/>
-                <w:kern w:val="24"/>
-                <w:sz w:val="16"/>
-                <w:szCs w:val="16"/>
-              </w:rPr>
-              <w:t>s</w:t>
-            </w:r>
-            <w:r>
-              <w:rPr>
-                <w:rStyle w:val="ac"/>
-                <w:rFonts w:ascii="Arial Narrow" w:hAnsi="Arial Narrow"/>
-                <w:snapToGrid w:val="0"/>
-                <w:kern w:val="24"/>
-                <w:sz w:val="16"/>
-                <w:szCs w:val="16"/>
-              </w:rPr>
-              <w:t>of</w:t>
-            </w:r>
-            <w:r>
-              <w:rPr>
-                <w:rStyle w:val="ac"/>
-                <w:rFonts w:ascii="Arial Narrow" w:hAnsi="Arial Narrow"/>
-                <w:snapToGrid w:val="0"/>
-                <w:kern w:val="24"/>
-                <w:sz w:val="16"/>
-                <w:szCs w:val="16"/>
-              </w:rPr>
-              <w:t>tlines@tuvsud.com</w:t>
-            </w:r>
-          </w:hyperlink>
-        </w:p>
-        <w:p>
-          <w:pPr>
-            <w:pStyle w:val="aa"/>
-            <w:rPr>
-              <w:rFonts w:ascii="Arial Narrow" w:hAnsi="Arial Narrow"/>
-              <w:b/>
-              <w:sz w:val="14"/>
-              <w:szCs w:val="14"/>
-              <w:lang w:val="de-CH"/>
-            </w:rPr>
-          </w:pPr>
-          <w:r>
-            <w:rPr>
-              <w:rFonts w:ascii="Arial Narrow" w:hAnsi="Arial Narrow"/>
-              <w:b/>
-              <w:snapToGrid w:val="0"/>
-              <w:kern w:val="24"/>
-              <w:sz w:val="16"/>
-              <w:szCs w:val="16"/>
-            </w:rPr>
-            <w:t xml:space="preserve">Web: </w:t>
-          </w:r>
-          <w:hyperlink r:id="rId8" w:history="1">
-            <w:r>
-              <w:rPr>
-                <w:rStyle w:val="ac"/>
-                <w:rFonts w:ascii="Arial Narrow" w:hAnsi="Arial Narrow"/>
-                <w:snapToGrid w:val="0"/>
-                <w:kern w:val="24"/>
-                <w:sz w:val="16"/>
-                <w:szCs w:val="16"/>
-              </w:rPr>
-              <w:t>TÜV SÜD S</w:t>
-            </w:r>
-            <w:r>
-              <w:rPr>
-                <w:rStyle w:val="ac"/>
-                <w:rFonts w:ascii="Arial Narrow" w:hAnsi="Arial Narrow"/>
-                <w:snapToGrid w:val="0"/>
-                <w:kern w:val="24"/>
-                <w:sz w:val="16"/>
-                <w:szCs w:val="16"/>
-              </w:rPr>
-              <w:t>of</w:t>
-            </w:r>
-            <w:r>
-              <w:rPr>
-                <w:rStyle w:val="ac"/>
-                <w:rFonts w:ascii="Arial Narrow" w:hAnsi="Arial Narrow"/>
-                <w:snapToGrid w:val="0"/>
-                <w:kern w:val="24"/>
-                <w:sz w:val="16"/>
-                <w:szCs w:val="16"/>
-              </w:rPr>
-              <w:t>tlines</w:t>
-            </w:r>
-          </w:hyperlink>
-        </w:p>
-      </w:tc>
-      <w:tc>
-        <w:tcPr>
-          <w:tcW w:w="1109" w:type="dxa"/>
-          <w:vAlign w:val="center"/>
-        </w:tcPr>
-        <w:p>
-          <w:pPr>
-            <w:pStyle w:val="a5"/>
-            <w:tabs>
-              <w:tab w:val="left" w:pos="639"/>
-            </w:tabs>
-            <w:suppressAutoHyphens/>
-            <w:spacing w:line="166" w:lineRule="exact"/>
-            <w:rPr>
-              <w:rFonts w:ascii="Arial Narrow" w:hAnsi="Arial Narrow"/>
-              <w:sz w:val="16"/>
-              <w:szCs w:val="16"/>
-            </w:rPr>
-          </w:pPr>
-        </w:p>
-        <w:p>
-          <w:pPr>
-            <w:pStyle w:val="a5"/>
-            <w:tabs>
-              <w:tab w:val="left" w:pos="639"/>
-            </w:tabs>
-            <w:suppressAutoHyphens/>
-            <w:spacing w:line="166" w:lineRule="exact"/>
-            <w:rPr>
-              <w:rFonts w:ascii="Arial Narrow" w:hAnsi="Arial Narrow"/>
-              <w:sz w:val="16"/>
-              <w:szCs w:val="16"/>
-            </w:rPr>
-          </w:pPr>
-        </w:p>
-        <w:p>
-          <w:pPr>
-            <w:pStyle w:val="a5"/>
-            <w:tabs>
-              <w:tab w:val="left" w:pos="639"/>
-            </w:tabs>
-            <w:suppressAutoHyphens/>
-            <w:spacing w:line="166" w:lineRule="exact"/>
-            <w:rPr>
-              <w:rFonts w:ascii="Arial Narrow" w:hAnsi="Arial Narrow"/>
-              <w:sz w:val="16"/>
-              <w:szCs w:val="16"/>
-            </w:rPr>
-          </w:pPr>
-        </w:p>
-        <w:p>
-          <w:pPr>
-            <w:pStyle w:val="aa"/>
-            <w:rPr>
-              <w:rFonts w:ascii="Arial" w:hAnsi="Arial" w:cs="Arial"/>
-              <w:bCs/>
-              <w:sz w:val="20"/>
-              <w:szCs w:val="20"/>
-            </w:rPr>
-          </w:pPr>
-          <w:r>
-            <w:rPr>
-              <w:rFonts w:ascii="Arial Narrow" w:hAnsi="Arial Narrow"/>
-              <w:sz w:val="16"/>
-              <w:szCs w:val="16"/>
-            </w:rPr>
-            <w:t xml:space="preserve">Page </w:t>
-          </w:r>
-          <w:r>
-            <w:rPr>
-              <w:rFonts w:ascii="Arial Narrow" w:hAnsi="Arial Narrow"/>
-              <w:sz w:val="16"/>
-              <w:szCs w:val="16"/>
-            </w:rPr>
-            <w:fldChar w:fldCharType="begin"/>
-          </w:r>
-          <w:r>
-            <w:rPr>
-              <w:rFonts w:ascii="Arial Narrow" w:hAnsi="Arial Narrow"/>
-              <w:sz w:val="16"/>
-              <w:szCs w:val="16"/>
-            </w:rPr>
-            <w:instrText xml:space="preserve"> PAGE </w:instrText>
-          </w:r>
-          <w:r>
-            <w:rPr>
-              <w:rFonts w:ascii="Arial Narrow" w:hAnsi="Arial Narrow"/>
-              <w:sz w:val="16"/>
-              <w:szCs w:val="16"/>
-            </w:rPr>
-            <w:fldChar w:fldCharType="separate"/>
-          </w:r>
-          <w:r>
-            <w:rPr>
-              <w:rFonts w:ascii="Arial Narrow" w:hAnsi="Arial Narrow"/>
-              <w:sz w:val="16"/>
-              <w:szCs w:val="16"/>
-            </w:rPr>
-            <w:t>2</w:t>
-          </w:r>
-          <w:r>
-            <w:rPr>
-              <w:rFonts w:ascii="Arial Narrow" w:hAnsi="Arial Narrow"/>
-              <w:sz w:val="16"/>
-              <w:szCs w:val="16"/>
-            </w:rPr>
-            <w:fldChar w:fldCharType="end"/>
-          </w:r>
-          <w:r>
-            <w:rPr>
-              <w:rFonts w:ascii="Arial Narrow" w:hAnsi="Arial Narrow"/>
-              <w:sz w:val="16"/>
-              <w:szCs w:val="16"/>
-            </w:rPr>
-            <w:t xml:space="preserve"> </w:t>
-          </w:r>
-          <w:r>
-            <w:rPr>
-              <w:rFonts w:ascii="Arial Narrow" w:hAnsi="Arial Narrow"/>
-              <w:sz w:val="16"/>
-              <w:szCs w:val="16"/>
-            </w:rPr>
-            <w:t>of</w:t>
-          </w:r>
-          <w:r>
-            <w:rPr>
-              <w:rFonts w:ascii="Arial Narrow" w:hAnsi="Arial Narrow"/>
-              <w:sz w:val="16"/>
-              <w:szCs w:val="16"/>
-            </w:rPr>
-            <w:t xml:space="preserve"> </w:t>
-          </w:r>
-          <w:r>
-            <w:rPr>
-              <w:rFonts w:ascii="Arial Narrow" w:hAnsi="Arial Narrow"/>
-              <w:sz w:val="16"/>
-              <w:szCs w:val="16"/>
-            </w:rPr>
-            <w:fldChar w:fldCharType="begin"/>
-          </w:r>
-          <w:r>
-            <w:rPr>
-              <w:rFonts w:ascii="Arial Narrow" w:hAnsi="Arial Narrow"/>
-              <w:sz w:val="16"/>
-              <w:szCs w:val="16"/>
-            </w:rPr>
-            <w:instrText xml:space="preserve"> NUMPAGES </w:instrText>
-          </w:r>
-          <w:r>
-            <w:rPr>
-              <w:rFonts w:ascii="Arial Narrow" w:hAnsi="Arial Narrow"/>
-              <w:sz w:val="16"/>
-              <w:szCs w:val="16"/>
-            </w:rPr>
-            <w:fldChar w:fldCharType="separate"/>
-          </w:r>
-          <w:r>
-            <w:rPr>
-              <w:rFonts w:ascii="Arial Narrow" w:hAnsi="Arial Narrow"/>
-              <w:sz w:val="16"/>
-              <w:szCs w:val="16"/>
-            </w:rPr>
-            <w:t>3</w:t>
-          </w:r>
-          <w:r>
-            <w:rPr>
-              <w:rFonts w:ascii="Arial Narrow" w:hAnsi="Arial Narrow"/>
-              <w:sz w:val="16"/>
-              <w:szCs w:val="16"/>
-            </w:rPr>
-            <w:fldChar w:fldCharType="end"/>
-          </w:r>
-        </w:p>
-      </w:tc>
-    </w:tr>
-  </w:tbl>
   <w:p>
     <w:pPr>
       <w:pStyle w:val="a5"/>
@@ -6508,7 +5049,7 @@
                   </pic:cNvPicPr>
                 </pic:nvPicPr>
                 <pic:blipFill>
-                  <a:blip r:embed="rId9">
+                  <a:blip r:embed="rId1">
                     <a:extLst>
                       <a:ext uri="{28A0092B-C50C-407E-A947-70E740481C1C}">
                         <a14:useLocalDpi xmlns:a14="http://schemas.microsoft.com/office/drawing/2010/main" val="0"/>
@@ -7444,507 +5985,11 @@
         <w:tab w:val="right" w:pos="10490"/>
       </w:tabs>
       <w:rPr>
-        <w:rFonts w:ascii="Arial" w:hAnsi="Arial" w:cs="Arial"/>
+        <w:rFonts w:ascii="Arial" w:hAnsi="Arial" w:cs="Arial" w:hint="eastAsia"/>
         <w:sz w:val="20"/>
         <w:szCs w:val="20"/>
       </w:rPr>
     </w:pPr>
-  </w:p>
-  <w:p>
-    <w:pPr>
-      <w:pStyle w:val="a3"/>
-      <w:tabs>
-        <w:tab w:val="clear" w:pos="8306"/>
-        <w:tab w:val="right" w:pos="10490"/>
-      </w:tabs>
-      <w:rPr>
-        <w:rFonts w:ascii="Arial" w:hAnsi="Arial" w:cs="Arial"/>
-        <w:sz w:val="20"/>
-        <w:szCs w:val="20"/>
-      </w:rPr>
-    </w:pPr>
-    <w:r>
-      <w:rPr>
-        <w:rFonts w:ascii="Arial" w:hAnsi="Arial" w:cs="Arial"/>
-        <w:noProof/>
-        <w:sz w:val="20"/>
-        <w:szCs w:val="20"/>
-      </w:rPr>
-      <w:pict w14:anchorId="58319058">
-        <v:shapetype id="_x0000_t75" coordsize="21600,21600" o:spt="75" o:preferrelative="t" path="m@4@5l@4@11@9@11@9@5xe" filled="f" stroked="f">
-          <v:stroke joinstyle="miter"/>
-          <v:formulas>
-            <v:f eqn="if lineDrawn pixelLineWidth 0"/>
-            <v:f eqn="sum @0 1 0"/>
-            <v:f eqn="sum 0 0 @1"/>
-            <v:f eqn="prod @2 1 2"/>
-            <v:f eqn="prod @3 21600 pixelWidth"/>
-            <v:f eqn="prod @3 21600 pixelHeight"/>
-            <v:f eqn="sum @0 0 1"/>
-            <v:f eqn="prod @6 1 2"/>
-            <v:f eqn="prod @7 21600 pixelWidth"/>
-            <v:f eqn="sum @8 21600 0"/>
-            <v:f eqn="prod @7 21600 pixelHeight"/>
-            <v:f eqn="sum @10 21600 0"/>
-          </v:formulas>
-          <v:path o:extrusionok="f" gradientshapeok="t" o:connecttype="rect"/>
-          <o:lock v:ext="edit" aspectratio="t"/>
-        </v:shapetype>
-        <v:shape id="WordPictureWatermark23914156" o:spid="_x0000_s1041" type="#_x0000_t75" style="position:absolute;margin-left:0;margin-top:0;width:256.5pt;height:260.25pt;z-index:-251657216;mso-position-horizontal:center;mso-position-horizontal-relative:margin;mso-position-vertical:center;mso-position-vertical-relative:margin" o:allowincell="f">
-          <v:imagedata r:id="rId1" o:title="untitled111"/>
-          <w10:wrap anchorx="margin" anchory="margin"/>
-        </v:shape>
-      </w:pict>
-    </w:r>
-  </w:p>
-  <w:tbl>
-    <w:tblPr>
-      <w:tblW w:w="10440" w:type="dxa"/>
-      <w:jc w:val="center"/>
-      <w:tblLayout w:type="fixed"/>
-      <w:tblLook w:val="04A0" w:firstRow="1" w:lastRow="0" w:firstColumn="1" w:lastColumn="0" w:noHBand="0" w:noVBand="1"/>
-    </w:tblPr>
-    <w:tblGrid>
-      <w:gridCol w:w="3227"/>
-      <w:gridCol w:w="5400"/>
-      <w:gridCol w:w="1813"/>
-    </w:tblGrid>
-    <w:tr>
-      <w:trPr>
-        <w:trHeight w:val="794"/>
-        <w:jc w:val="center"/>
-      </w:trPr>
-      <w:tc>
-        <w:tcPr>
-          <w:tcW w:w="3227" w:type="dxa"/>
-          <w:vAlign w:val="center"/>
-        </w:tcPr>
-        <w:p>
-          <w:pPr>
-            <w:pStyle w:val="aa"/>
-            <w:rPr>
-              <w:rFonts w:ascii="Arial" w:hAnsi="Arial" w:cs="Arial"/>
-              <w:b/>
-              <w:sz w:val="40"/>
-              <w:szCs w:val="40"/>
-            </w:rPr>
-          </w:pPr>
-          <w:r>
-            <w:rPr>
-              <w:rFonts w:ascii="Arial" w:hAnsi="Arial" w:cs="Arial"/>
-              <w:b/>
-              <w:sz w:val="40"/>
-              <w:szCs w:val="40"/>
-            </w:rPr>
-            <w:t>TEST REPORT</w:t>
-          </w:r>
-        </w:p>
-      </w:tc>
-      <w:tc>
-        <w:tcPr>
-          <w:tcW w:w="5400" w:type="dxa"/>
-          <w:vAlign w:val="center"/>
-        </w:tcPr>
-        <w:p>
-          <w:pPr>
-            <w:pStyle w:val="aa"/>
-            <w:rPr>
-              <w:rFonts w:ascii="Arial" w:hAnsi="Arial" w:cs="Arial"/>
-              <w:b/>
-              <w:sz w:val="40"/>
-              <w:szCs w:val="40"/>
-            </w:rPr>
-          </w:pPr>
-        </w:p>
-      </w:tc>
-      <w:tc>
-        <w:tcPr>
-          <w:tcW w:w="1813" w:type="dxa"/>
-          <w:vMerge w:val="restart"/>
-          <w:vAlign w:val="center"/>
-        </w:tcPr>
-        <w:p>
-          <w:pPr>
-            <w:pStyle w:val="aa"/>
-            <w:jc w:val="center"/>
-            <w:rPr>
-              <w:rFonts w:ascii="Arial" w:hAnsi="Arial" w:cs="Arial"/>
-              <w:b/>
-              <w:sz w:val="28"/>
-              <w:szCs w:val="28"/>
-            </w:rPr>
-          </w:pPr>
-          <w:r>
-            <w:rPr>
-              <w:rFonts w:ascii="Arial" w:hAnsi="Arial" w:cs="Arial"/>
-              <w:b/>
-              <w:noProof/>
-              <w:sz w:val="28"/>
-              <w:szCs w:val="28"/>
-            </w:rPr>
-            <w:drawing>
-              <wp:inline distT="0" distB="0" distL="0" distR="0" wp14:anchorId="007B5B03" wp14:editId="2128B592">
-                <wp:extent cx="1072515" cy="993775"/>
-                <wp:effectExtent l="0" t="0" r="0" b="0"/>
-                <wp:docPr id="655431077" name="Picture 1" descr="TS_BL_4C(JPG)"/>
-                <wp:cNvGraphicFramePr>
-                  <a:graphicFrameLocks xmlns:a="http://schemas.openxmlformats.org/drawingml/2006/main" noChangeAspect="1"/>
-                </wp:cNvGraphicFramePr>
-                <a:graphic xmlns:a="http://schemas.openxmlformats.org/drawingml/2006/main">
-                  <a:graphicData uri="http://schemas.openxmlformats.org/drawingml/2006/picture">
-                    <pic:pic xmlns:pic="http://schemas.openxmlformats.org/drawingml/2006/picture">
-                      <pic:nvPicPr>
-                        <pic:cNvPr id="0" name="Picture 1" descr="TS_BL_4C(JPG)"/>
-                        <pic:cNvPicPr>
-                          <a:picLocks noChangeAspect="1" noChangeArrowheads="1"/>
-                        </pic:cNvPicPr>
-                      </pic:nvPicPr>
-                      <pic:blipFill>
-                        <a:blip r:embed="rId2">
-                          <a:extLst>
-                            <a:ext uri="{28A0092B-C50C-407E-A947-70E740481C1C}">
-                              <a14:useLocalDpi xmlns:a14="http://schemas.microsoft.com/office/drawing/2010/main" val="0"/>
-                            </a:ext>
-                          </a:extLst>
-                        </a:blip>
-                        <a:srcRect/>
-                        <a:stretch>
-                          <a:fillRect/>
-                        </a:stretch>
-                      </pic:blipFill>
-                      <pic:spPr bwMode="auto">
-                        <a:xfrm>
-                          <a:off x="0" y="0"/>
-                          <a:ext cx="1072515" cy="993775"/>
-                        </a:xfrm>
-                        <a:prstGeom prst="rect">
-                          <a:avLst/>
-                        </a:prstGeom>
-                        <a:noFill/>
-                        <a:ln>
-                          <a:noFill/>
-                        </a:ln>
-                      </pic:spPr>
-                    </pic:pic>
-                  </a:graphicData>
-                </a:graphic>
-              </wp:inline>
-            </w:drawing>
-          </w:r>
-        </w:p>
-      </w:tc>
-    </w:tr>
-    <w:tr>
-      <w:trPr>
-        <w:trHeight w:val="397"/>
-        <w:jc w:val="center"/>
-      </w:trPr>
-      <w:tc>
-        <w:tcPr>
-          <w:tcW w:w="3227" w:type="dxa"/>
-          <w:vAlign w:val="center"/>
-        </w:tcPr>
-        <w:p>
-          <w:pPr>
-            <w:pStyle w:val="aa"/>
-            <w:rPr>
-              <w:rFonts w:ascii="Arial" w:hAnsi="Arial" w:cs="Arial"/>
-              <w:b/>
-              <w:sz w:val="28"/>
-              <w:szCs w:val="28"/>
-            </w:rPr>
-          </w:pPr>
-          <w:r>
-            <w:rPr>
-              <w:rFonts w:ascii="Arial" w:hAnsi="Arial" w:cs="Arial"/>
-              <w:b/>
-              <w:sz w:val="28"/>
-              <w:szCs w:val="28"/>
-            </w:rPr>
-            <w:t>Test Report No.</w:t>
-          </w:r>
-        </w:p>
-      </w:tc>
-      <w:tc>
-        <w:tcPr>
-          <w:tcW w:w="5400" w:type="dxa"/>
-          <w:vAlign w:val="center"/>
-        </w:tcPr>
-        <w:p>
-          <w:pPr>
-            <w:pStyle w:val="aa"/>
-            <w:rPr>
-              <w:rFonts w:ascii="Arial" w:hAnsi="Arial" w:cs="Arial"/>
-              <w:b/>
-              <w:sz w:val="28"/>
-              <w:szCs w:val="28"/>
-            </w:rPr>
-          </w:pPr>
-          <w:r>
-            <w:rPr>
-              <w:rFonts w:ascii="Arial" w:hAnsi="Arial" w:cs="Arial"/>
-              <w:b/>
-              <w:sz w:val="28"/>
-              <w:szCs w:val="28"/>
-            </w:rPr>
-            <w:t>XX</w:t>
-          </w:r>
-          <w:r>
-            <w:rPr>
-              <w:rFonts w:ascii="Arial" w:hAnsi="Arial" w:cs="Arial"/>
-              <w:b/>
-              <w:sz w:val="28"/>
-              <w:szCs w:val="28"/>
-            </w:rPr>
-            <w:t>.405.</w:t>
-          </w:r>
-          <w:r>
-            <w:rPr>
-              <w:rFonts w:ascii="Arial" w:hAnsi="Arial" w:cs="Arial" w:hint="eastAsia"/>
-              <w:b/>
-              <w:sz w:val="28"/>
-              <w:szCs w:val="28"/>
-            </w:rPr>
-            <w:t>XX</w:t>
-          </w:r>
-          <w:r>
-            <w:rPr>
-              <w:rFonts w:ascii="Arial" w:hAnsi="Arial" w:cs="Arial"/>
-              <w:b/>
-              <w:sz w:val="28"/>
-              <w:szCs w:val="28"/>
-            </w:rPr>
-            <w:t>.</w:t>
-          </w:r>
-          <w:r>
-            <w:rPr>
-              <w:rFonts w:ascii="Arial" w:hAnsi="Arial" w:cs="Arial" w:hint="eastAsia"/>
-              <w:b/>
-              <w:sz w:val="28"/>
-              <w:szCs w:val="28"/>
-            </w:rPr>
-            <w:t>00XXXX</w:t>
-          </w:r>
-          <w:r>
-            <w:rPr>
-              <w:rFonts w:ascii="Arial" w:hAnsi="Arial" w:cs="Arial"/>
-              <w:b/>
-              <w:sz w:val="28"/>
-              <w:szCs w:val="28"/>
-            </w:rPr>
-            <w:t>.01</w:t>
-          </w:r>
-        </w:p>
-      </w:tc>
-      <w:tc>
-        <w:tcPr>
-          <w:tcW w:w="1813" w:type="dxa"/>
-          <w:vMerge/>
-        </w:tcPr>
-        <w:p>
-          <w:pPr>
-            <w:pStyle w:val="aa"/>
-            <w:rPr>
-              <w:rFonts w:ascii="Arial" w:hAnsi="Arial" w:cs="Arial"/>
-              <w:b/>
-              <w:noProof/>
-              <w:sz w:val="24"/>
-              <w:szCs w:val="24"/>
-            </w:rPr>
-          </w:pPr>
-        </w:p>
-      </w:tc>
-    </w:tr>
-    <w:tr>
-      <w:trPr>
-        <w:trHeight w:val="397"/>
-        <w:jc w:val="center"/>
-      </w:trPr>
-      <w:tc>
-        <w:tcPr>
-          <w:tcW w:w="3227" w:type="dxa"/>
-          <w:vAlign w:val="center"/>
-        </w:tcPr>
-        <w:p>
-          <w:pPr>
-            <w:pStyle w:val="aa"/>
-            <w:rPr>
-              <w:rFonts w:ascii="Arial" w:hAnsi="Arial" w:cs="Arial"/>
-              <w:b/>
-              <w:sz w:val="28"/>
-              <w:szCs w:val="28"/>
-            </w:rPr>
-          </w:pPr>
-          <w:r>
-            <w:rPr>
-              <w:rFonts w:ascii="Arial" w:hAnsi="Arial" w:cs="Arial"/>
-              <w:b/>
-              <w:sz w:val="28"/>
-              <w:szCs w:val="28"/>
-            </w:rPr>
-            <w:t>Dated</w:t>
-          </w:r>
-        </w:p>
-      </w:tc>
-      <w:tc>
-        <w:tcPr>
-          <w:tcW w:w="5400" w:type="dxa"/>
-          <w:vAlign w:val="center"/>
-        </w:tcPr>
-        <w:p>
-          <w:pPr>
-            <w:pStyle w:val="aa"/>
-            <w:rPr>
-              <w:rFonts w:ascii="Arial" w:hAnsi="Arial" w:cs="Arial"/>
-              <w:b/>
-              <w:sz w:val="28"/>
-              <w:szCs w:val="28"/>
-            </w:rPr>
-          </w:pPr>
-          <w:r>
-            <w:rPr>
-              <w:rFonts w:ascii="Arial" w:hAnsi="Arial" w:cs="Arial" w:hint="eastAsia"/>
-              <w:b/>
-              <w:sz w:val="28"/>
-              <w:szCs w:val="28"/>
-            </w:rPr>
-            <w:t>202</w:t>
-          </w:r>
-          <w:r>
-            <w:rPr>
-              <w:rFonts w:ascii="Arial" w:hAnsi="Arial" w:cs="Arial"/>
-              <w:b/>
-              <w:sz w:val="28"/>
-              <w:szCs w:val="28"/>
-            </w:rPr>
-            <w:t>X</w:t>
-          </w:r>
-          <w:r>
-            <w:rPr>
-              <w:rFonts w:ascii="Arial" w:hAnsi="Arial" w:cs="Arial" w:hint="eastAsia"/>
-              <w:b/>
-              <w:sz w:val="28"/>
-              <w:szCs w:val="28"/>
-            </w:rPr>
-            <w:t>-XX-XX</w:t>
-          </w:r>
-        </w:p>
-      </w:tc>
-      <w:tc>
-        <w:tcPr>
-          <w:tcW w:w="1813" w:type="dxa"/>
-          <w:vMerge/>
-        </w:tcPr>
-        <w:p>
-          <w:pPr>
-            <w:pStyle w:val="aa"/>
-            <w:rPr>
-              <w:rFonts w:ascii="Arial" w:hAnsi="Arial" w:cs="Arial"/>
-              <w:b/>
-              <w:noProof/>
-              <w:sz w:val="24"/>
-              <w:szCs w:val="24"/>
-            </w:rPr>
-          </w:pPr>
-        </w:p>
-      </w:tc>
-    </w:tr>
-    <w:tr>
-      <w:trPr>
-        <w:trHeight w:val="144"/>
-        <w:jc w:val="center"/>
-      </w:trPr>
-      <w:tc>
-        <w:tcPr>
-          <w:tcW w:w="3227" w:type="dxa"/>
-          <w:vAlign w:val="center"/>
-        </w:tcPr>
-        <w:p>
-          <w:pPr>
-            <w:pStyle w:val="aa"/>
-            <w:rPr>
-              <w:rFonts w:ascii="Arial" w:hAnsi="Arial" w:cs="Arial"/>
-              <w:b/>
-              <w:sz w:val="28"/>
-              <w:szCs w:val="28"/>
-            </w:rPr>
-          </w:pPr>
-        </w:p>
-      </w:tc>
-      <w:tc>
-        <w:tcPr>
-          <w:tcW w:w="5400" w:type="dxa"/>
-          <w:vAlign w:val="center"/>
-        </w:tcPr>
-        <w:p>
-          <w:pPr>
-            <w:pStyle w:val="aa"/>
-            <w:rPr>
-              <w:rFonts w:ascii="Arial" w:hAnsi="Arial" w:cs="Arial"/>
-              <w:b/>
-              <w:sz w:val="28"/>
-              <w:szCs w:val="28"/>
-            </w:rPr>
-          </w:pPr>
-        </w:p>
-      </w:tc>
-      <w:tc>
-        <w:tcPr>
-          <w:tcW w:w="1813" w:type="dxa"/>
-        </w:tcPr>
-        <w:p>
-          <w:pPr>
-            <w:pStyle w:val="aa"/>
-            <w:jc w:val="center"/>
-            <w:rPr>
-              <w:rFonts w:ascii="Arial" w:hAnsi="Arial" w:cs="Arial"/>
-              <w:b/>
-              <w:color w:val="2F5496"/>
-              <w:sz w:val="28"/>
-              <w:szCs w:val="28"/>
-            </w:rPr>
-          </w:pPr>
-          <w:r>
-            <w:rPr>
-              <w:rFonts w:ascii="Arial" w:hAnsi="Arial" w:cs="Arial"/>
-              <w:b/>
-              <w:color w:val="2F5496"/>
-              <w:sz w:val="28"/>
-              <w:szCs w:val="28"/>
-            </w:rPr>
-            <w:t>ORIGINAL</w:t>
-          </w:r>
-        </w:p>
-      </w:tc>
-    </w:tr>
-  </w:tbl>
-  <w:p>
-    <w:pPr>
-      <w:pStyle w:val="a3"/>
-      <w:tabs>
-        <w:tab w:val="clear" w:pos="8306"/>
-        <w:tab w:val="right" w:pos="8647"/>
-      </w:tabs>
-      <w:ind w:right="-568"/>
-      <w:rPr>
-        <w:rFonts w:ascii="Arial" w:hAnsi="Arial" w:cs="Arial"/>
-        <w:sz w:val="20"/>
-        <w:szCs w:val="20"/>
-      </w:rPr>
-    </w:pPr>
-    <w:r>
-      <w:rPr>
-        <w:noProof/>
-        <w:sz w:val="20"/>
-        <w:szCs w:val="20"/>
-      </w:rPr>
-      <w:pict w14:anchorId="38D381A7">
-        <v:shape id="WordPictureWatermark11119453" o:spid="_x0000_s1028" type="#_x0000_t75" style="position:absolute;margin-left:0;margin-top:0;width:256.5pt;height:260.25pt;z-index:-251660288;mso-position-horizontal:center;mso-position-horizontal-relative:margin;mso-position-vertical:center;mso-position-vertical-relative:margin" o:allowincell="f" filled="t" stroked="t" strokecolor="white">
-          <v:imagedata r:id="rId1" o:title="untitled111"/>
-          <w10:wrap anchorx="margin" anchory="margin"/>
-        </v:shape>
-      </w:pict>
-    </w:r>
   </w:p>
 </w:hdr>
 </file>
